--- a/Coding 1 - year/Unit 2 - Variables, Data Types & Expressions/Daily Lesson Plans/Word/Day 27.docx
+++ b/Coding 1 - year/Unit 2 - Variables, Data Types & Expressions/Daily Lesson Plans/Word/Day 27.docx
@@ -50,12 +50,15 @@
               </w:rPr>
               <w:t xml:space="preserve">Coding I — Full Year</w:t>
             </w:r>
-          </w:p>
-          <w:p>
-            <w:pPr>
-              <w:spacing w:before="40"/>
-              <w:jc w:val="center"/>
-            </w:pPr>
+            <w:r>
+              <w:rPr>
+                <w:rFonts w:ascii="Arial" w:cs="Arial" w:eastAsia="Arial" w:hAnsi="Arial"/>
+                <w:sz w:val="16"/>
+                <w:szCs w:val="16"/>
+              </w:rPr>
+              <w:br/>
+              <w:t xml:space="preserve"/>
+            </w:r>
             <w:r>
               <w:rPr>
                 <w:rFonts w:ascii="Arial" w:cs="Arial" w:eastAsia="Arial" w:hAnsi="Arial"/>
@@ -83,7 +86,7 @@
           <w:rFonts w:ascii="Arial" w:cs="Arial" w:eastAsia="Arial" w:hAnsi="Arial"/>
           <w:b/>
           <w:bCs/>
-          <w:color w:val="1F3864"/>
+          <w:color w:val="2B5797"/>
           <w:sz w:val="32"/>
           <w:szCs w:val="32"/>
         </w:rPr>
@@ -261,9 +264,9 @@
               <w:right w:val="single" w:color="CCCCCC" w:sz="1"/>
             </w:tcBorders>
             <w:tcMar>
-              <w:top w:type="dxa" w:w="60"/>
+              <w:top w:type="dxa" w:w="80"/>
               <w:left w:type="dxa" w:w="120"/>
-              <w:bottom w:type="dxa" w:w="60"/>
+              <w:bottom w:type="dxa" w:w="80"/>
               <w:right w:type="dxa" w:w="120"/>
             </w:tcMar>
           </w:tcPr>
@@ -290,20 +293,213 @@
               <w:right w:val="single" w:color="CCCCCC" w:sz="1"/>
             </w:tcBorders>
             <w:tcMar>
-              <w:top w:type="dxa" w:w="60"/>
+              <w:top w:type="dxa" w:w="80"/>
               <w:left w:type="dxa" w:w="120"/>
-              <w:bottom w:type="dxa" w:w="60"/>
+              <w:bottom w:type="dxa" w:w="80"/>
               <w:right w:type="dxa" w:w="120"/>
             </w:tcMar>
           </w:tcPr>
           <w:p>
-            <w:r>
-              <w:rPr>
-                <w:rFonts w:ascii="Arial" w:cs="Arial" w:eastAsia="Arial" w:hAnsi="Arial"/>
-                <w:sz w:val="20"/>
-                <w:szCs w:val="20"/>
+            <w:pPr>
+              <w:spacing w:after="80" w:before="80"/>
+            </w:pPr>
+            <w:r>
+              <w:rPr>
+                <w:rFonts w:ascii="Arial" w:cs="Arial" w:eastAsia="Arial" w:hAnsi="Arial"/>
+                <w:b/>
+                <w:bCs/>
+                <w:i w:val="false"/>
+                <w:iCs w:val="false"/>
+                <w:color w:val="000000"/>
+                <w:sz w:val="22"/>
+                <w:szCs w:val="22"/>
               </w:rPr>
               <w:t xml:space="preserve">Bell Ringer / Review</w:t>
+            </w:r>
+            <w:r>
+              <w:rPr>
+                <w:rFonts w:ascii="Arial" w:cs="Arial" w:eastAsia="Arial" w:hAnsi="Arial"/>
+                <w:sz w:val="20"/>
+                <w:szCs w:val="20"/>
+              </w:rPr>
+              <w:br/>
+              <w:t xml:space="preserve"/>
+            </w:r>
+            <w:r>
+              <w:rPr>
+                <w:rFonts w:ascii="Arial" w:cs="Arial" w:eastAsia="Arial" w:hAnsi="Arial"/>
+                <w:sz w:val="20"/>
+                <w:szCs w:val="20"/>
+              </w:rPr>
+              <w:br/>
+              <w:t xml:space="preserve"/>
+            </w:r>
+            <w:r>
+              <w:rPr>
+                <w:rFonts w:ascii="Arial" w:cs="Arial" w:eastAsia="Arial" w:hAnsi="Arial"/>
+                <w:b/>
+                <w:bCs/>
+                <w:i w:val="false"/>
+                <w:iCs w:val="false"/>
+                <w:color w:val="000000"/>
+                <w:sz w:val="20"/>
+                <w:szCs w:val="20"/>
+              </w:rPr>
+              <w:t xml:space="preserve">Quick Write </w:t>
+            </w:r>
+            <w:r>
+              <w:rPr>
+                <w:rFonts w:ascii="Arial" w:cs="Arial" w:eastAsia="Arial" w:hAnsi="Arial"/>
+                <w:b w:val="false"/>
+                <w:bCs w:val="false"/>
+                <w:i w:val="false"/>
+                <w:iCs w:val="false"/>
+                <w:color w:val="000000"/>
+                <w:sz w:val="20"/>
+                <w:szCs w:val="20"/>
+              </w:rPr>
+              <w:t xml:space="preserve">(3 min — written or verbal):</w:t>
+            </w:r>
+            <w:r>
+              <w:rPr>
+                <w:rFonts w:ascii="Arial" w:cs="Arial" w:eastAsia="Arial" w:hAnsi="Arial"/>
+                <w:sz w:val="20"/>
+                <w:szCs w:val="20"/>
+              </w:rPr>
+              <w:br/>
+              <w:t xml:space="preserve"/>
+            </w:r>
+            <w:r>
+              <w:rPr>
+                <w:rFonts w:ascii="Arial" w:cs="Arial" w:eastAsia="Arial" w:hAnsi="Arial"/>
+                <w:b w:val="false"/>
+                <w:bCs w:val="false"/>
+                <w:i w:val="false"/>
+                <w:iCs w:val="false"/>
+                <w:color w:val="000000"/>
+                <w:sz w:val="20"/>
+                <w:szCs w:val="20"/>
+              </w:rPr>
+              <w:t xml:space="preserve">    In your own words: Evaluate Boolean expressions and use comparison operators to build conditional logic?</w:t>
+            </w:r>
+            <w:r>
+              <w:rPr>
+                <w:rFonts w:ascii="Arial" w:cs="Arial" w:eastAsia="Arial" w:hAnsi="Arial"/>
+                <w:sz w:val="20"/>
+                <w:szCs w:val="20"/>
+              </w:rPr>
+              <w:br/>
+              <w:t xml:space="preserve"/>
+            </w:r>
+            <w:r>
+              <w:rPr>
+                <w:rFonts w:ascii="Arial" w:cs="Arial" w:eastAsia="Arial" w:hAnsi="Arial"/>
+                <w:sz w:val="20"/>
+                <w:szCs w:val="20"/>
+              </w:rPr>
+              <w:br/>
+              <w:t xml:space="preserve"/>
+            </w:r>
+            <w:r>
+              <w:rPr>
+                <w:rFonts w:ascii="Arial" w:cs="Arial" w:eastAsia="Arial" w:hAnsi="Arial"/>
+                <w:b/>
+                <w:bCs/>
+                <w:i w:val="false"/>
+                <w:iCs w:val="false"/>
+                <w:color w:val="000000"/>
+                <w:sz w:val="20"/>
+                <w:szCs w:val="20"/>
+              </w:rPr>
+              <w:t xml:space="preserve">Vocabulary Preview — </w:t>
+            </w:r>
+            <w:r>
+              <w:rPr>
+                <w:rFonts w:ascii="Arial" w:cs="Arial" w:eastAsia="Arial" w:hAnsi="Arial"/>
+                <w:b w:val="false"/>
+                <w:bCs w:val="false"/>
+                <w:i w:val="false"/>
+                <w:iCs w:val="false"/>
+                <w:color w:val="000000"/>
+                <w:sz w:val="20"/>
+                <w:szCs w:val="20"/>
+              </w:rPr>
+              <w:t xml:space="preserve">terms we'll use today:</w:t>
+            </w:r>
+            <w:r>
+              <w:rPr>
+                <w:rFonts w:ascii="Arial" w:cs="Arial" w:eastAsia="Arial" w:hAnsi="Arial"/>
+                <w:sz w:val="20"/>
+                <w:szCs w:val="20"/>
+              </w:rPr>
+              <w:br/>
+              <w:t xml:space="preserve"/>
+            </w:r>
+            <w:r>
+              <w:rPr>
+                <w:rFonts w:ascii="Arial" w:cs="Arial" w:eastAsia="Arial" w:hAnsi="Arial"/>
+                <w:b w:val="false"/>
+                <w:bCs w:val="false"/>
+                <w:i w:val="false"/>
+                <w:iCs w:val="false"/>
+                <w:color w:val="000000"/>
+                <w:sz w:val="20"/>
+                <w:szCs w:val="20"/>
+              </w:rPr>
+              <w:t xml:space="preserve">    • Booleans   •   Comparison operators   •   Comparisons work on different types   •   Important   •   `bool()` function</w:t>
+            </w:r>
+            <w:r>
+              <w:rPr>
+                <w:rFonts w:ascii="Arial" w:cs="Arial" w:eastAsia="Arial" w:hAnsi="Arial"/>
+                <w:sz w:val="20"/>
+                <w:szCs w:val="20"/>
+              </w:rPr>
+              <w:br/>
+              <w:t xml:space="preserve"/>
+            </w:r>
+            <w:r>
+              <w:rPr>
+                <w:rFonts w:ascii="Arial" w:cs="Arial" w:eastAsia="Arial" w:hAnsi="Arial"/>
+                <w:sz w:val="20"/>
+                <w:szCs w:val="20"/>
+              </w:rPr>
+              <w:br/>
+              <w:t xml:space="preserve"/>
+            </w:r>
+            <w:r>
+              <w:rPr>
+                <w:rFonts w:ascii="Arial" w:cs="Arial" w:eastAsia="Arial" w:hAnsi="Arial"/>
+                <w:b w:val="false"/>
+                <w:bCs w:val="false"/>
+                <w:i/>
+                <w:iCs/>
+                <w:color w:val="444444"/>
+                <w:sz w:val="20"/>
+                <w:szCs w:val="20"/>
+              </w:rPr>
+              <w:t xml:space="preserve">Today's Goal: By the end of class you will be able to evaluate Boolean expressions and use comparison operators to build conditional logic.</w:t>
+            </w:r>
+            <w:r>
+              <w:rPr>
+                <w:rFonts w:ascii="Arial" w:cs="Arial" w:eastAsia="Arial" w:hAnsi="Arial"/>
+                <w:sz w:val="20"/>
+                <w:szCs w:val="20"/>
+              </w:rPr>
+              <w:br/>
+              <w:t xml:space="preserve"/>
+            </w:r>
+            <w:r>
+              <w:rPr>
+                <w:rFonts w:ascii="Arial" w:cs="Arial" w:eastAsia="Arial" w:hAnsi="Arial"/>
+                <w:b w:val="false"/>
+                <w:bCs w:val="false"/>
+                <w:i/>
+                <w:iCs/>
+                <w:color w:val="555555"/>
+                <w:sz w:val="20"/>
+                <w:szCs w:val="20"/>
+              </w:rPr>
+              <w:t xml:space="preserve">→ Pair-share your response, then 2–3 students share with the class.</w:t>
             </w:r>
           </w:p>
         </w:tc>
@@ -319,9 +515,9 @@
               <w:right w:val="single" w:color="CCCCCC" w:sz="1"/>
             </w:tcBorders>
             <w:tcMar>
-              <w:top w:type="dxa" w:w="60"/>
+              <w:top w:type="dxa" w:w="80"/>
               <w:left w:type="dxa" w:w="120"/>
-              <w:bottom w:type="dxa" w:w="60"/>
+              <w:bottom w:type="dxa" w:w="80"/>
               <w:right w:type="dxa" w:w="120"/>
             </w:tcMar>
           </w:tcPr>
@@ -348,20 +544,468 @@
               <w:right w:val="single" w:color="CCCCCC" w:sz="1"/>
             </w:tcBorders>
             <w:tcMar>
-              <w:top w:type="dxa" w:w="60"/>
+              <w:top w:type="dxa" w:w="80"/>
               <w:left w:type="dxa" w:w="120"/>
-              <w:bottom w:type="dxa" w:w="60"/>
+              <w:bottom w:type="dxa" w:w="80"/>
               <w:right w:type="dxa" w:w="120"/>
             </w:tcMar>
           </w:tcPr>
           <w:p>
-            <w:r>
-              <w:rPr>
-                <w:rFonts w:ascii="Arial" w:cs="Arial" w:eastAsia="Arial" w:hAnsi="Arial"/>
-                <w:sz w:val="20"/>
-                <w:szCs w:val="20"/>
-              </w:rPr>
-              <w:t xml:space="preserve">Mini Lesson: Boolean Data Type — True/False, Comparison Operators</w:t>
+            <w:pPr>
+              <w:spacing w:after="80" w:before="80"/>
+            </w:pPr>
+            <w:r>
+              <w:rPr>
+                <w:rFonts w:ascii="Arial" w:cs="Arial" w:eastAsia="Arial" w:hAnsi="Arial"/>
+                <w:b/>
+                <w:bCs/>
+                <w:i w:val="false"/>
+                <w:iCs w:val="false"/>
+                <w:color w:val="000000"/>
+                <w:sz w:val="22"/>
+                <w:szCs w:val="22"/>
+              </w:rPr>
+              <w:t xml:space="preserve">Mini Lesson: </w:t>
+            </w:r>
+            <w:r>
+              <w:rPr>
+                <w:rFonts w:ascii="Arial" w:cs="Arial" w:eastAsia="Arial" w:hAnsi="Arial"/>
+                <w:b w:val="false"/>
+                <w:bCs w:val="false"/>
+                <w:i w:val="false"/>
+                <w:iCs w:val="false"/>
+                <w:color w:val="000000"/>
+                <w:sz w:val="22"/>
+                <w:szCs w:val="22"/>
+              </w:rPr>
+              <w:t xml:space="preserve">Boolean Data Type — True/False, Comparison Operators</w:t>
+            </w:r>
+            <w:r>
+              <w:rPr>
+                <w:rFonts w:ascii="Arial" w:cs="Arial" w:eastAsia="Arial" w:hAnsi="Arial"/>
+                <w:sz w:val="20"/>
+                <w:szCs w:val="20"/>
+              </w:rPr>
+              <w:br/>
+              <w:t xml:space="preserve"/>
+            </w:r>
+            <w:r>
+              <w:rPr>
+                <w:rFonts w:ascii="Arial" w:cs="Arial" w:eastAsia="Arial" w:hAnsi="Arial"/>
+                <w:sz w:val="20"/>
+                <w:szCs w:val="20"/>
+              </w:rPr>
+              <w:br/>
+              <w:t xml:space="preserve"/>
+            </w:r>
+            <w:r>
+              <w:rPr>
+                <w:rFonts w:ascii="Arial" w:cs="Arial" w:eastAsia="Arial" w:hAnsi="Arial"/>
+                <w:b/>
+                <w:bCs/>
+                <w:i/>
+                <w:iCs/>
+                <w:color w:val="000000"/>
+                <w:sz w:val="20"/>
+                <w:szCs w:val="20"/>
+              </w:rPr>
+              <w:t xml:space="preserve">Learning Target: </w:t>
+            </w:r>
+            <w:r>
+              <w:rPr>
+                <w:rFonts w:ascii="Arial" w:cs="Arial" w:eastAsia="Arial" w:hAnsi="Arial"/>
+                <w:b w:val="false"/>
+                <w:bCs w:val="false"/>
+                <w:i/>
+                <w:iCs/>
+                <w:color w:val="333333"/>
+                <w:sz w:val="20"/>
+                <w:szCs w:val="20"/>
+              </w:rPr>
+              <w:t xml:space="preserve">I can evaluate Boolean expressions and use comparison operators to build conditional logic.</w:t>
+            </w:r>
+            <w:r>
+              <w:rPr>
+                <w:rFonts w:ascii="Arial" w:cs="Arial" w:eastAsia="Arial" w:hAnsi="Arial"/>
+                <w:sz w:val="20"/>
+                <w:szCs w:val="20"/>
+              </w:rPr>
+              <w:br/>
+              <w:t xml:space="preserve"/>
+            </w:r>
+            <w:r>
+              <w:rPr>
+                <w:rFonts w:ascii="Arial" w:cs="Arial" w:eastAsia="Arial" w:hAnsi="Arial"/>
+                <w:sz w:val="20"/>
+                <w:szCs w:val="20"/>
+              </w:rPr>
+              <w:br/>
+              <w:t xml:space="preserve"/>
+            </w:r>
+            <w:r>
+              <w:rPr>
+                <w:rFonts w:ascii="Arial" w:cs="Arial" w:eastAsia="Arial" w:hAnsi="Arial"/>
+                <w:b w:val="false"/>
+                <w:bCs w:val="false"/>
+                <w:i w:val="false"/>
+                <w:iCs w:val="false"/>
+                <w:color w:val="000000"/>
+                <w:sz w:val="20"/>
+                <w:szCs w:val="20"/>
+              </w:rPr>
+              <w:t xml:space="preserve">Booleans are values that are either True or False (always capitalized in Python). They're the foundation of conditional logic (if/else statements, which you'll use heavily in Unit 3).</w:t>
+            </w:r>
+            <w:r>
+              <w:rPr>
+                <w:rFonts w:ascii="Arial" w:cs="Arial" w:eastAsia="Arial" w:hAnsi="Arial"/>
+                <w:sz w:val="20"/>
+                <w:szCs w:val="20"/>
+              </w:rPr>
+              <w:br/>
+              <w:t xml:space="preserve"/>
+            </w:r>
+            <w:r>
+              <w:rPr>
+                <w:rFonts w:ascii="Arial" w:cs="Arial" w:eastAsia="Arial" w:hAnsi="Arial"/>
+                <w:b w:val="false"/>
+                <w:bCs w:val="false"/>
+                <w:i w:val="false"/>
+                <w:iCs w:val="false"/>
+                <w:color w:val="000000"/>
+                <w:sz w:val="20"/>
+                <w:szCs w:val="20"/>
+              </w:rPr>
+              <w:t xml:space="preserve">Comparison operators compare two values and return a Boolean result (True or False):</w:t>
+            </w:r>
+            <w:r>
+              <w:rPr>
+                <w:rFonts w:ascii="Arial" w:cs="Arial" w:eastAsia="Arial" w:hAnsi="Arial"/>
+                <w:sz w:val="20"/>
+                <w:szCs w:val="20"/>
+              </w:rPr>
+              <w:br/>
+              <w:t xml:space="preserve"/>
+            </w:r>
+            <w:r>
+              <w:rPr>
+                <w:rFonts w:ascii="Arial" w:cs="Arial" w:eastAsia="Arial" w:hAnsi="Arial"/>
+                <w:sz w:val="20"/>
+                <w:szCs w:val="20"/>
+              </w:rPr>
+              <w:br/>
+              <w:t xml:space="preserve"/>
+            </w:r>
+            <w:r>
+              <w:rPr>
+                <w:rFonts w:ascii="Arial" w:cs="Arial" w:eastAsia="Arial" w:hAnsi="Arial"/>
+                <w:b/>
+                <w:bCs/>
+                <w:i w:val="false"/>
+                <w:iCs w:val="false"/>
+                <w:color w:val="000000"/>
+                <w:sz w:val="20"/>
+                <w:szCs w:val="20"/>
+              </w:rPr>
+              <w:t xml:space="preserve">Key Concepts:</w:t>
+            </w:r>
+            <w:r>
+              <w:rPr>
+                <w:rFonts w:ascii="Arial" w:cs="Arial" w:eastAsia="Arial" w:hAnsi="Arial"/>
+                <w:sz w:val="20"/>
+                <w:szCs w:val="20"/>
+              </w:rPr>
+              <w:br/>
+              <w:t xml:space="preserve"/>
+            </w:r>
+            <w:r>
+              <w:rPr>
+                <w:rFonts w:ascii="Arial" w:cs="Arial" w:eastAsia="Arial" w:hAnsi="Arial"/>
+                <w:b w:val="false"/>
+                <w:bCs w:val="false"/>
+                <w:i w:val="false"/>
+                <w:iCs w:val="false"/>
+                <w:color w:val="000000"/>
+                <w:sz w:val="20"/>
+                <w:szCs w:val="20"/>
+              </w:rPr>
+              <w:t xml:space="preserve">    • == : equal to</w:t>
+            </w:r>
+            <w:r>
+              <w:rPr>
+                <w:rFonts w:ascii="Arial" w:cs="Arial" w:eastAsia="Arial" w:hAnsi="Arial"/>
+                <w:sz w:val="20"/>
+                <w:szCs w:val="20"/>
+              </w:rPr>
+              <w:br/>
+              <w:t xml:space="preserve"/>
+            </w:r>
+            <w:r>
+              <w:rPr>
+                <w:rFonts w:ascii="Arial" w:cs="Arial" w:eastAsia="Arial" w:hAnsi="Arial"/>
+                <w:b w:val="false"/>
+                <w:bCs w:val="false"/>
+                <w:i w:val="false"/>
+                <w:iCs w:val="false"/>
+                <w:color w:val="000000"/>
+                <w:sz w:val="20"/>
+                <w:szCs w:val="20"/>
+              </w:rPr>
+              <w:t xml:space="preserve">    • != : not equal to</w:t>
+            </w:r>
+            <w:r>
+              <w:rPr>
+                <w:rFonts w:ascii="Arial" w:cs="Arial" w:eastAsia="Arial" w:hAnsi="Arial"/>
+                <w:sz w:val="20"/>
+                <w:szCs w:val="20"/>
+              </w:rPr>
+              <w:br/>
+              <w:t xml:space="preserve"/>
+            </w:r>
+            <w:r>
+              <w:rPr>
+                <w:rFonts w:ascii="Arial" w:cs="Arial" w:eastAsia="Arial" w:hAnsi="Arial"/>
+                <w:b w:val="false"/>
+                <w:bCs w:val="false"/>
+                <w:i w:val="false"/>
+                <w:iCs w:val="false"/>
+                <w:color w:val="000000"/>
+                <w:sz w:val="20"/>
+                <w:szCs w:val="20"/>
+              </w:rPr>
+              <w:t xml:space="preserve">    • &gt; : greater than</w:t>
+            </w:r>
+            <w:r>
+              <w:rPr>
+                <w:rFonts w:ascii="Arial" w:cs="Arial" w:eastAsia="Arial" w:hAnsi="Arial"/>
+                <w:sz w:val="20"/>
+                <w:szCs w:val="20"/>
+              </w:rPr>
+              <w:br/>
+              <w:t xml:space="preserve"/>
+            </w:r>
+            <w:r>
+              <w:rPr>
+                <w:rFonts w:ascii="Arial" w:cs="Arial" w:eastAsia="Arial" w:hAnsi="Arial"/>
+                <w:b w:val="false"/>
+                <w:bCs w:val="false"/>
+                <w:i w:val="false"/>
+                <w:iCs w:val="false"/>
+                <w:color w:val="000000"/>
+                <w:sz w:val="20"/>
+                <w:szCs w:val="20"/>
+              </w:rPr>
+              <w:t xml:space="preserve">    • &lt; : less than</w:t>
+            </w:r>
+            <w:r>
+              <w:rPr>
+                <w:rFonts w:ascii="Arial" w:cs="Arial" w:eastAsia="Arial" w:hAnsi="Arial"/>
+                <w:sz w:val="20"/>
+                <w:szCs w:val="20"/>
+              </w:rPr>
+              <w:br/>
+              <w:t xml:space="preserve"/>
+            </w:r>
+            <w:r>
+              <w:rPr>
+                <w:rFonts w:ascii="Arial" w:cs="Arial" w:eastAsia="Arial" w:hAnsi="Arial"/>
+                <w:b w:val="false"/>
+                <w:bCs w:val="false"/>
+                <w:i w:val="false"/>
+                <w:iCs w:val="false"/>
+                <w:color w:val="000000"/>
+                <w:sz w:val="20"/>
+                <w:szCs w:val="20"/>
+              </w:rPr>
+              <w:t xml:space="preserve">    • &gt;= : greater than or equal to</w:t>
+            </w:r>
+            <w:r>
+              <w:rPr>
+                <w:rFonts w:ascii="Arial" w:cs="Arial" w:eastAsia="Arial" w:hAnsi="Arial"/>
+                <w:sz w:val="20"/>
+                <w:szCs w:val="20"/>
+              </w:rPr>
+              <w:br/>
+              <w:t xml:space="preserve"/>
+            </w:r>
+            <w:r>
+              <w:rPr>
+                <w:rFonts w:ascii="Arial" w:cs="Arial" w:eastAsia="Arial" w:hAnsi="Arial"/>
+                <w:b w:val="false"/>
+                <w:bCs w:val="false"/>
+                <w:i w:val="false"/>
+                <w:iCs w:val="false"/>
+                <w:color w:val="000000"/>
+                <w:sz w:val="20"/>
+                <w:szCs w:val="20"/>
+              </w:rPr>
+              <w:t xml:space="preserve">    • &lt;= : less than or equal to</w:t>
+            </w:r>
+            <w:r>
+              <w:rPr>
+                <w:rFonts w:ascii="Arial" w:cs="Arial" w:eastAsia="Arial" w:hAnsi="Arial"/>
+                <w:sz w:val="20"/>
+                <w:szCs w:val="20"/>
+              </w:rPr>
+              <w:br/>
+              <w:t xml:space="preserve"/>
+            </w:r>
+            <w:r>
+              <w:rPr>
+                <w:rFonts w:ascii="Arial" w:cs="Arial" w:eastAsia="Arial" w:hAnsi="Arial"/>
+                <w:b w:val="false"/>
+                <w:bCs w:val="false"/>
+                <w:i w:val="false"/>
+                <w:iCs w:val="false"/>
+                <w:color w:val="000000"/>
+                <w:sz w:val="20"/>
+                <w:szCs w:val="20"/>
+              </w:rPr>
+              <w:t xml:space="preserve">    • Numbers: 5 &gt; 3 is True</w:t>
+            </w:r>
+            <w:r>
+              <w:rPr>
+                <w:rFonts w:ascii="Arial" w:cs="Arial" w:eastAsia="Arial" w:hAnsi="Arial"/>
+                <w:sz w:val="20"/>
+                <w:szCs w:val="20"/>
+              </w:rPr>
+              <w:br/>
+              <w:t xml:space="preserve"/>
+            </w:r>
+            <w:r>
+              <w:rPr>
+                <w:rFonts w:ascii="Arial" w:cs="Arial" w:eastAsia="Arial" w:hAnsi="Arial"/>
+                <w:b w:val="false"/>
+                <w:bCs w:val="false"/>
+                <w:i w:val="false"/>
+                <w:iCs w:val="false"/>
+                <w:color w:val="000000"/>
+                <w:sz w:val="20"/>
+                <w:szCs w:val="20"/>
+              </w:rPr>
+              <w:t xml:space="preserve">    • Strings: "apple" &lt; "banana" is True (alphabetical order)</w:t>
+            </w:r>
+            <w:r>
+              <w:rPr>
+                <w:rFonts w:ascii="Arial" w:cs="Arial" w:eastAsia="Arial" w:hAnsi="Arial"/>
+                <w:sz w:val="20"/>
+                <w:szCs w:val="20"/>
+              </w:rPr>
+              <w:br/>
+              <w:t xml:space="preserve"/>
+            </w:r>
+            <w:r>
+              <w:rPr>
+                <w:rFonts w:ascii="Arial" w:cs="Arial" w:eastAsia="Arial" w:hAnsi="Arial"/>
+                <w:sz w:val="20"/>
+                <w:szCs w:val="20"/>
+              </w:rPr>
+              <w:br/>
+              <w:t xml:space="preserve"/>
+            </w:r>
+            <w:r>
+              <w:rPr>
+                <w:rFonts w:ascii="Arial" w:cs="Arial" w:eastAsia="Arial" w:hAnsi="Arial"/>
+                <w:b/>
+                <w:bCs/>
+                <w:i w:val="false"/>
+                <w:iCs w:val="false"/>
+                <w:color w:val="000000"/>
+                <w:sz w:val="20"/>
+                <w:szCs w:val="20"/>
+              </w:rPr>
+              <w:t xml:space="preserve">Vocabulary: </w:t>
+            </w:r>
+            <w:r>
+              <w:rPr>
+                <w:rFonts w:ascii="Arial" w:cs="Arial" w:eastAsia="Arial" w:hAnsi="Arial"/>
+                <w:b w:val="false"/>
+                <w:bCs w:val="false"/>
+                <w:i w:val="false"/>
+                <w:iCs w:val="false"/>
+                <w:color w:val="000000"/>
+                <w:sz w:val="20"/>
+                <w:szCs w:val="20"/>
+              </w:rPr>
+              <w:t xml:space="preserve">Booleans, Comparison operators, Comparisons work on different types, Important, `bool()` function</w:t>
+            </w:r>
+            <w:r>
+              <w:rPr>
+                <w:rFonts w:ascii="Arial" w:cs="Arial" w:eastAsia="Arial" w:hAnsi="Arial"/>
+                <w:sz w:val="20"/>
+                <w:szCs w:val="20"/>
+              </w:rPr>
+              <w:br/>
+              <w:t xml:space="preserve"/>
+            </w:r>
+            <w:r>
+              <w:rPr>
+                <w:rFonts w:ascii="Arial" w:cs="Arial" w:eastAsia="Arial" w:hAnsi="Arial"/>
+                <w:sz w:val="20"/>
+                <w:szCs w:val="20"/>
+              </w:rPr>
+              <w:br/>
+              <w:t xml:space="preserve"/>
+            </w:r>
+            <w:r>
+              <w:rPr>
+                <w:rFonts w:ascii="Arial" w:cs="Arial" w:eastAsia="Arial" w:hAnsi="Arial"/>
+                <w:b/>
+                <w:bCs/>
+                <w:i/>
+                <w:iCs/>
+                <w:color w:val="555555"/>
+                <w:sz w:val="20"/>
+                <w:szCs w:val="20"/>
+              </w:rPr>
+              <w:t xml:space="preserve">→ Live Demo — </w:t>
+            </w:r>
+            <w:r>
+              <w:rPr>
+                <w:rFonts w:ascii="Arial" w:cs="Arial" w:eastAsia="Arial" w:hAnsi="Arial"/>
+                <w:b w:val="false"/>
+                <w:bCs w:val="false"/>
+                <w:i/>
+                <w:iCs/>
+                <w:color w:val="555555"/>
+                <w:sz w:val="20"/>
+                <w:szCs w:val="20"/>
+              </w:rPr>
+              <w:t xml:space="preserve">type examples as students follow along in their own editor.</w:t>
+            </w:r>
+            <w:r>
+              <w:rPr>
+                <w:rFonts w:ascii="Arial" w:cs="Arial" w:eastAsia="Arial" w:hAnsi="Arial"/>
+                <w:sz w:val="20"/>
+                <w:szCs w:val="20"/>
+              </w:rPr>
+              <w:br/>
+              <w:t xml:space="preserve"/>
+            </w:r>
+            <w:r>
+              <w:rPr>
+                <w:rFonts w:ascii="Arial" w:cs="Arial" w:eastAsia="Arial" w:hAnsi="Arial"/>
+                <w:b/>
+                <w:bCs/>
+                <w:i/>
+                <w:iCs/>
+                <w:color w:val="555555"/>
+                <w:sz w:val="20"/>
+                <w:szCs w:val="20"/>
+              </w:rPr>
+              <w:t xml:space="preserve">→ Check for Understanding: </w:t>
+            </w:r>
+            <w:r>
+              <w:rPr>
+                <w:rFonts w:ascii="Arial" w:cs="Arial" w:eastAsia="Arial" w:hAnsi="Arial"/>
+                <w:b w:val="false"/>
+                <w:bCs w:val="false"/>
+                <w:i/>
+                <w:iCs/>
+                <w:color w:val="555555"/>
+                <w:sz w:val="20"/>
+                <w:szCs w:val="20"/>
+              </w:rPr>
+              <w:t xml:space="preserve">pause and cold-call: “Can someone explain what we just did in their own words?”</w:t>
             </w:r>
           </w:p>
         </w:tc>
@@ -377,9 +1021,9 @@
               <w:right w:val="single" w:color="CCCCCC" w:sz="1"/>
             </w:tcBorders>
             <w:tcMar>
-              <w:top w:type="dxa" w:w="60"/>
+              <w:top w:type="dxa" w:w="80"/>
               <w:left w:type="dxa" w:w="120"/>
-              <w:bottom w:type="dxa" w:w="60"/>
+              <w:bottom w:type="dxa" w:w="80"/>
               <w:right w:type="dxa" w:w="120"/>
             </w:tcMar>
           </w:tcPr>
@@ -406,20 +1050,90 @@
               <w:right w:val="single" w:color="CCCCCC" w:sz="1"/>
             </w:tcBorders>
             <w:tcMar>
-              <w:top w:type="dxa" w:w="60"/>
+              <w:top w:type="dxa" w:w="80"/>
               <w:left w:type="dxa" w:w="120"/>
-              <w:bottom w:type="dxa" w:w="60"/>
+              <w:bottom w:type="dxa" w:w="80"/>
               <w:right w:type="dxa" w:w="120"/>
             </w:tcMar>
           </w:tcPr>
           <w:p>
-            <w:r>
-              <w:rPr>
-                <w:rFonts w:ascii="Arial" w:cs="Arial" w:eastAsia="Arial" w:hAnsi="Arial"/>
-                <w:sz w:val="20"/>
-                <w:szCs w:val="20"/>
+            <w:pPr>
+              <w:spacing w:after="80" w:before="80"/>
+            </w:pPr>
+            <w:r>
+              <w:rPr>
+                <w:rFonts w:ascii="Arial" w:cs="Arial" w:eastAsia="Arial" w:hAnsi="Arial"/>
+                <w:b/>
+                <w:bCs/>
+                <w:i w:val="false"/>
+                <w:iCs w:val="false"/>
+                <w:color w:val="000000"/>
+                <w:sz w:val="22"/>
+                <w:szCs w:val="22"/>
               </w:rPr>
               <w:t xml:space="preserve">Guided Practice</w:t>
+            </w:r>
+            <w:r>
+              <w:rPr>
+                <w:rFonts w:ascii="Arial" w:cs="Arial" w:eastAsia="Arial" w:hAnsi="Arial"/>
+                <w:sz w:val="20"/>
+                <w:szCs w:val="20"/>
+              </w:rPr>
+              <w:br/>
+              <w:t xml:space="preserve"/>
+            </w:r>
+            <w:r>
+              <w:rPr>
+                <w:rFonts w:ascii="Arial" w:cs="Arial" w:eastAsia="Arial" w:hAnsi="Arial"/>
+                <w:sz w:val="20"/>
+                <w:szCs w:val="20"/>
+              </w:rPr>
+              <w:br/>
+              <w:t xml:space="preserve"/>
+            </w:r>
+            <w:r>
+              <w:rPr>
+                <w:rFonts w:ascii="Arial" w:cs="Arial" w:eastAsia="Arial" w:hAnsi="Arial"/>
+                <w:b w:val="false"/>
+                <w:bCs w:val="false"/>
+                <w:i w:val="false"/>
+                <w:iCs w:val="false"/>
+                <w:color w:val="000000"/>
+                <w:sz w:val="20"/>
+                <w:szCs w:val="20"/>
+              </w:rPr>
+              <w:t xml:space="preserve">1. Ask the user for a number.</w:t>
+            </w:r>
+            <w:r>
+              <w:rPr>
+                <w:rFonts w:ascii="Arial" w:cs="Arial" w:eastAsia="Arial" w:hAnsi="Arial"/>
+                <w:sz w:val="20"/>
+                <w:szCs w:val="20"/>
+              </w:rPr>
+              <w:br/>
+              <w:t xml:space="preserve"/>
+            </w:r>
+            <w:r>
+              <w:rPr>
+                <w:rFonts w:ascii="Arial" w:cs="Arial" w:eastAsia="Arial" w:hAnsi="Arial"/>
+                <w:sz w:val="20"/>
+                <w:szCs w:val="20"/>
+              </w:rPr>
+              <w:br/>
+              <w:t xml:space="preserve"/>
+            </w:r>
+            <w:r>
+              <w:rPr>
+                <w:rFonts w:ascii="Arial" w:cs="Arial" w:eastAsia="Arial" w:hAnsi="Arial"/>
+                <w:b w:val="false"/>
+                <w:bCs w:val="false"/>
+                <w:i/>
+                <w:iCs/>
+                <w:color w:val="555555"/>
+                <w:sz w:val="20"/>
+                <w:szCs w:val="20"/>
+              </w:rPr>
+              <w:t xml:space="preserve">→ Teacher models — students try alongside, then compare results.</w:t>
             </w:r>
           </w:p>
         </w:tc>
@@ -435,9 +1149,9 @@
               <w:right w:val="single" w:color="CCCCCC" w:sz="1"/>
             </w:tcBorders>
             <w:tcMar>
-              <w:top w:type="dxa" w:w="60"/>
+              <w:top w:type="dxa" w:w="80"/>
               <w:left w:type="dxa" w:w="120"/>
-              <w:bottom w:type="dxa" w:w="60"/>
+              <w:bottom w:type="dxa" w:w="80"/>
               <w:right w:type="dxa" w:w="120"/>
             </w:tcMar>
           </w:tcPr>
@@ -450,7 +1164,7 @@
                 <w:sz w:val="20"/>
                 <w:szCs w:val="20"/>
               </w:rPr>
-              <w:t xml:space="preserve">15-20 min</w:t>
+              <w:t xml:space="preserve">15–20 min</w:t>
             </w:r>
           </w:p>
         </w:tc>
@@ -464,20 +1178,164 @@
               <w:right w:val="single" w:color="CCCCCC" w:sz="1"/>
             </w:tcBorders>
             <w:tcMar>
-              <w:top w:type="dxa" w:w="60"/>
+              <w:top w:type="dxa" w:w="80"/>
               <w:left w:type="dxa" w:w="120"/>
-              <w:bottom w:type="dxa" w:w="60"/>
+              <w:bottom w:type="dxa" w:w="80"/>
               <w:right w:type="dxa" w:w="120"/>
             </w:tcMar>
           </w:tcPr>
           <w:p>
-            <w:r>
-              <w:rPr>
-                <w:rFonts w:ascii="Arial" w:cs="Arial" w:eastAsia="Arial" w:hAnsi="Arial"/>
-                <w:sz w:val="20"/>
-                <w:szCs w:val="20"/>
+            <w:pPr>
+              <w:spacing w:after="80" w:before="80"/>
+            </w:pPr>
+            <w:r>
+              <w:rPr>
+                <w:rFonts w:ascii="Arial" w:cs="Arial" w:eastAsia="Arial" w:hAnsi="Arial"/>
+                <w:b/>
+                <w:bCs/>
+                <w:i w:val="false"/>
+                <w:iCs w:val="false"/>
+                <w:color w:val="000000"/>
+                <w:sz w:val="22"/>
+                <w:szCs w:val="22"/>
               </w:rPr>
               <w:t xml:space="preserve">Independent Practice / Code Along</w:t>
+            </w:r>
+            <w:r>
+              <w:rPr>
+                <w:rFonts w:ascii="Arial" w:cs="Arial" w:eastAsia="Arial" w:hAnsi="Arial"/>
+                <w:sz w:val="20"/>
+                <w:szCs w:val="20"/>
+              </w:rPr>
+              <w:br/>
+              <w:t xml:space="preserve"/>
+            </w:r>
+            <w:r>
+              <w:rPr>
+                <w:rFonts w:ascii="Arial" w:cs="Arial" w:eastAsia="Arial" w:hAnsi="Arial"/>
+                <w:b/>
+                <w:bCs/>
+                <w:i w:val="false"/>
+                <w:iCs w:val="false"/>
+                <w:color w:val="000000"/>
+                <w:sz w:val="20"/>
+                <w:szCs w:val="20"/>
+              </w:rPr>
+              <w:t xml:space="preserve">    Beginner: </w:t>
+            </w:r>
+            <w:r>
+              <w:rPr>
+                <w:rFonts w:ascii="Arial" w:cs="Arial" w:eastAsia="Arial" w:hAnsi="Arial"/>
+                <w:b w:val="false"/>
+                <w:bCs w:val="false"/>
+                <w:i w:val="false"/>
+                <w:iCs w:val="false"/>
+                <w:color w:val="000000"/>
+                <w:sz w:val="20"/>
+                <w:szCs w:val="20"/>
+              </w:rPr>
+              <w:t xml:space="preserve">- Declare variable x = 15 and y = 20 - Print the results of x &gt; y, x &lt; y, x == y, x != y</w:t>
+            </w:r>
+            <w:r>
+              <w:rPr>
+                <w:rFonts w:ascii="Arial" w:cs="Arial" w:eastAsia="Arial" w:hAnsi="Arial"/>
+                <w:sz w:val="20"/>
+                <w:szCs w:val="20"/>
+              </w:rPr>
+              <w:br/>
+              <w:t xml:space="preserve"/>
+            </w:r>
+            <w:r>
+              <w:rPr>
+                <w:rFonts w:ascii="Arial" w:cs="Arial" w:eastAsia="Arial" w:hAnsi="Arial"/>
+                <w:b/>
+                <w:bCs/>
+                <w:i w:val="false"/>
+                <w:iCs w:val="false"/>
+                <w:color w:val="000000"/>
+                <w:sz w:val="20"/>
+                <w:szCs w:val="20"/>
+              </w:rPr>
+              <w:t xml:space="preserve">    Intermediate: </w:t>
+            </w:r>
+            <w:r>
+              <w:rPr>
+                <w:rFonts w:ascii="Arial" w:cs="Arial" w:eastAsia="Arial" w:hAnsi="Arial"/>
+                <w:b w:val="false"/>
+                <w:bCs w:val="false"/>
+                <w:i w:val="false"/>
+                <w:iCs w:val="false"/>
+                <w:color w:val="000000"/>
+                <w:sz w:val="20"/>
+                <w:szCs w:val="20"/>
+              </w:rPr>
+              <w:t xml:space="preserve">- Ask the user for their age - Create Boolean variables to check:   - Is age 18 or older?   - Is age less than 65?   - Is age exactly 21? -…</w:t>
+            </w:r>
+            <w:r>
+              <w:rPr>
+                <w:rFonts w:ascii="Arial" w:cs="Arial" w:eastAsia="Arial" w:hAnsi="Arial"/>
+                <w:sz w:val="20"/>
+                <w:szCs w:val="20"/>
+              </w:rPr>
+              <w:br/>
+              <w:t xml:space="preserve"/>
+            </w:r>
+            <w:r>
+              <w:rPr>
+                <w:rFonts w:ascii="Arial" w:cs="Arial" w:eastAsia="Arial" w:hAnsi="Arial"/>
+                <w:b/>
+                <w:bCs/>
+                <w:i w:val="false"/>
+                <w:iCs w:val="false"/>
+                <w:color w:val="000000"/>
+                <w:sz w:val="20"/>
+                <w:szCs w:val="20"/>
+              </w:rPr>
+              <w:t xml:space="preserve">    Challenge: </w:t>
+            </w:r>
+            <w:r>
+              <w:rPr>
+                <w:rFonts w:ascii="Arial" w:cs="Arial" w:eastAsia="Arial" w:hAnsi="Arial"/>
+                <w:b w:val="false"/>
+                <w:bCs w:val="false"/>
+                <w:i w:val="false"/>
+                <w:iCs w:val="false"/>
+                <w:color w:val="000000"/>
+                <w:sz w:val="20"/>
+                <w:szCs w:val="20"/>
+              </w:rPr>
+              <w:t xml:space="preserve">- Ask the user for a number - Check if it's positive, negative, or zero - Check if it's even or odd (hint: use % operator) - Print all resul…</w:t>
+            </w:r>
+            <w:r>
+              <w:rPr>
+                <w:rFonts w:ascii="Arial" w:cs="Arial" w:eastAsia="Arial" w:hAnsi="Arial"/>
+                <w:sz w:val="20"/>
+                <w:szCs w:val="20"/>
+              </w:rPr>
+              <w:br/>
+              <w:t xml:space="preserve"/>
+            </w:r>
+            <w:r>
+              <w:rPr>
+                <w:rFonts w:ascii="Arial" w:cs="Arial" w:eastAsia="Arial" w:hAnsi="Arial"/>
+                <w:sz w:val="20"/>
+                <w:szCs w:val="20"/>
+              </w:rPr>
+              <w:br/>
+              <w:t xml:space="preserve"/>
+            </w:r>
+            <w:r>
+              <w:rPr>
+                <w:rFonts w:ascii="Arial" w:cs="Arial" w:eastAsia="Arial" w:hAnsi="Arial"/>
+                <w:b w:val="false"/>
+                <w:bCs w:val="false"/>
+                <w:i/>
+                <w:iCs/>
+                <w:color w:val="555555"/>
+                <w:sz w:val="20"/>
+                <w:szCs w:val="20"/>
+              </w:rPr>
+              <w:t xml:space="preserve">→ Teacher circulates — offer hints, check for understanding.</w:t>
             </w:r>
           </w:p>
         </w:tc>
@@ -493,9 +1351,9 @@
               <w:right w:val="single" w:color="CCCCCC" w:sz="1"/>
             </w:tcBorders>
             <w:tcMar>
-              <w:top w:type="dxa" w:w="60"/>
+              <w:top w:type="dxa" w:w="80"/>
               <w:left w:type="dxa" w:w="120"/>
-              <w:bottom w:type="dxa" w:w="60"/>
+              <w:bottom w:type="dxa" w:w="80"/>
               <w:right w:type="dxa" w:w="120"/>
             </w:tcMar>
           </w:tcPr>
@@ -522,20 +1380,90 @@
               <w:right w:val="single" w:color="CCCCCC" w:sz="1"/>
             </w:tcBorders>
             <w:tcMar>
-              <w:top w:type="dxa" w:w="60"/>
+              <w:top w:type="dxa" w:w="80"/>
               <w:left w:type="dxa" w:w="120"/>
-              <w:bottom w:type="dxa" w:w="60"/>
+              <w:bottom w:type="dxa" w:w="80"/>
               <w:right w:type="dxa" w:w="120"/>
             </w:tcMar>
           </w:tcPr>
           <w:p>
-            <w:r>
-              <w:rPr>
-                <w:rFonts w:ascii="Arial" w:cs="Arial" w:eastAsia="Arial" w:hAnsi="Arial"/>
-                <w:sz w:val="20"/>
-                <w:szCs w:val="20"/>
+            <w:pPr>
+              <w:spacing w:after="80" w:before="80"/>
+            </w:pPr>
+            <w:r>
+              <w:rPr>
+                <w:rFonts w:ascii="Arial" w:cs="Arial" w:eastAsia="Arial" w:hAnsi="Arial"/>
+                <w:b/>
+                <w:bCs/>
+                <w:i w:val="false"/>
+                <w:iCs w:val="false"/>
+                <w:color w:val="000000"/>
+                <w:sz w:val="22"/>
+                <w:szCs w:val="22"/>
               </w:rPr>
               <w:t xml:space="preserve">Exit Ticket / Wrap-Up</w:t>
+            </w:r>
+            <w:r>
+              <w:rPr>
+                <w:rFonts w:ascii="Arial" w:cs="Arial" w:eastAsia="Arial" w:hAnsi="Arial"/>
+                <w:sz w:val="20"/>
+                <w:szCs w:val="20"/>
+              </w:rPr>
+              <w:br/>
+              <w:t xml:space="preserve"/>
+            </w:r>
+            <w:r>
+              <w:rPr>
+                <w:rFonts w:ascii="Arial" w:cs="Arial" w:eastAsia="Arial" w:hAnsi="Arial"/>
+                <w:sz w:val="20"/>
+                <w:szCs w:val="20"/>
+              </w:rPr>
+              <w:br/>
+              <w:t xml:space="preserve"/>
+            </w:r>
+            <w:r>
+              <w:rPr>
+                <w:rFonts w:ascii="Arial" w:cs="Arial" w:eastAsia="Arial" w:hAnsi="Arial"/>
+                <w:b w:val="false"/>
+                <w:bCs w:val="false"/>
+                <w:i w:val="false"/>
+                <w:iCs w:val="false"/>
+                <w:color w:val="000000"/>
+                <w:sz w:val="20"/>
+                <w:szCs w:val="20"/>
+              </w:rPr>
+              <w:t xml:space="preserve">Quick Check: Evaluate Boolean expressions and use comparison operators to build conditional logic?</w:t>
+            </w:r>
+            <w:r>
+              <w:rPr>
+                <w:rFonts w:ascii="Arial" w:cs="Arial" w:eastAsia="Arial" w:hAnsi="Arial"/>
+                <w:sz w:val="20"/>
+                <w:szCs w:val="20"/>
+              </w:rPr>
+              <w:br/>
+              <w:t xml:space="preserve"/>
+            </w:r>
+            <w:r>
+              <w:rPr>
+                <w:rFonts w:ascii="Arial" w:cs="Arial" w:eastAsia="Arial" w:hAnsi="Arial"/>
+                <w:sz w:val="20"/>
+                <w:szCs w:val="20"/>
+              </w:rPr>
+              <w:br/>
+              <w:t xml:space="preserve"/>
+            </w:r>
+            <w:r>
+              <w:rPr>
+                <w:rFonts w:ascii="Arial" w:cs="Arial" w:eastAsia="Arial" w:hAnsi="Arial"/>
+                <w:b w:val="false"/>
+                <w:bCs w:val="false"/>
+                <w:i/>
+                <w:iCs/>
+                <w:color w:val="555555"/>
+                <w:sz w:val="20"/>
+                <w:szCs w:val="20"/>
+              </w:rPr>
+              <w:t xml:space="preserve">→ 3–2–1: Name 3 things learned, 2 new vocab words, 1 question you still have.</w:t>
             </w:r>
           </w:p>
         </w:tc>
@@ -1005,19 +1933,6 @@
                 <w:sz w:val="18"/>
                 <w:szCs w:val="18"/>
               </w:rPr>
-              <w:t xml:space="preserve"># Basic comparison operators</w:t>
-            </w:r>
-          </w:p>
-          <w:p>
-            <w:pPr>
-              <w:spacing w:after="20"/>
-            </w:pPr>
-            <w:r>
-              <w:rPr>
-                <w:rFonts w:ascii="Courier New" w:cs="Courier New" w:eastAsia="Courier New" w:hAnsi="Courier New"/>
-                <w:sz w:val="18"/>
-                <w:szCs w:val="18"/>
-              </w:rPr>
               <w:t xml:space="preserve">print(5 &gt; 3)       # True</w:t>
             </w:r>
           </w:p>
@@ -1109,7 +2024,7 @@
                 <w:sz w:val="18"/>
                 <w:szCs w:val="18"/>
               </w:rPr>
-              <w:t xml:space="preserve"># String comparisons (alphabetical)</w:t>
+              <w:t xml:space="preserve"> </w:t>
             </w:r>
           </w:p>
           <w:p>
@@ -1187,7 +2102,7 @@
                 <w:sz w:val="18"/>
                 <w:szCs w:val="18"/>
               </w:rPr>
-              <w:t xml:space="preserve"># Storing Boolean values</w:t>
+              <w:t xml:space="preserve"> </w:t>
             </w:r>
           </w:p>
           <w:p>
@@ -1252,7 +2167,7 @@
                 <w:sz w:val="18"/>
                 <w:szCs w:val="18"/>
               </w:rPr>
-              <w:t xml:space="preserve"># Comparing variables</w:t>
+              <w:t xml:space="preserve"> </w:t>
             </w:r>
           </w:p>
           <w:p>
@@ -1317,7 +2232,7 @@
                 <w:sz w:val="18"/>
                 <w:szCs w:val="18"/>
               </w:rPr>
-              <w:t xml:space="preserve"># Converting to Boolean</w:t>
+              <w:t xml:space="preserve"> </w:t>
             </w:r>
           </w:p>
           <w:p>
@@ -1421,7 +2336,7 @@
                 <w:sz w:val="18"/>
                 <w:szCs w:val="18"/>
               </w:rPr>
-              <w:t xml:space="preserve"># Practical examples</w:t>
+              <w:t xml:space="preserve"> </w:t>
             </w:r>
           </w:p>
           <w:p>
@@ -1698,19 +2613,6 @@
                 <w:sz w:val="18"/>
                 <w:szCs w:val="18"/>
               </w:rPr>
-              <w:t xml:space="preserve"># Problem 1 Example</w:t>
-            </w:r>
-          </w:p>
-          <w:p>
-            <w:pPr>
-              <w:spacing w:after="20"/>
-            </w:pPr>
-            <w:r>
-              <w:rPr>
-                <w:rFonts w:ascii="Courier New" w:cs="Courier New" w:eastAsia="Courier New" w:hAnsi="Courier New"/>
-                <w:sz w:val="18"/>
-                <w:szCs w:val="18"/>
-              </w:rPr>
               <w:t xml:space="preserve">x = 15</w:t>
             </w:r>
           </w:p>
@@ -1802,7 +2704,7 @@
                 <w:sz w:val="18"/>
                 <w:szCs w:val="18"/>
               </w:rPr>
-              <w:t xml:space="preserve"># Problem 2 Example</w:t>
+              <w:t xml:space="preserve"> </w:t>
             </w:r>
           </w:p>
           <w:p>
@@ -1919,7 +2821,7 @@
                 <w:sz w:val="18"/>
                 <w:szCs w:val="18"/>
               </w:rPr>
-              <w:t xml:space="preserve"># Problem 3 Example</w:t>
+              <w:t xml:space="preserve"> </w:t>
             </w:r>
           </w:p>
           <w:p>

--- a/Coding 1 - year/Unit 2 - Variables, Data Types & Expressions/Daily Lesson Plans/Word/Day 27.docx
+++ b/Coding 1 - year/Unit 2 - Variables, Data Types & Expressions/Daily Lesson Plans/Word/Day 27.docx
@@ -380,7 +380,7 @@
                 <w:sz w:val="20"/>
                 <w:szCs w:val="20"/>
               </w:rPr>
-              <w:t xml:space="preserve">    In your own words: Evaluate Boolean expressions and use comparison operators to build conditional logic?</w:t>
+              <w:t xml:space="preserve">    What would you look for if asked to evaluate Boolean expressions and use comparison operators to build conditional logic? List 2-3 things you'd check.</w:t>
             </w:r>
             <w:r>
               <w:rPr>
@@ -477,7 +477,7 @@
                 <w:sz w:val="20"/>
                 <w:szCs w:val="20"/>
               </w:rPr>
-              <w:t xml:space="preserve">Today's Goal: By the end of class you will be able to evaluate Boolean expressions and use comparison operators to build conditional logic.</w:t>
+              <w:t xml:space="preserve">Today’s Goal: By the end of class you will be able to evaluate Boolean expressions and use comparison operators to build conditional logic.</w:t>
             </w:r>
             <w:r>
               <w:rPr>
@@ -1432,7 +1432,7 @@
                 <w:sz w:val="20"/>
                 <w:szCs w:val="20"/>
               </w:rPr>
-              <w:t xml:space="preserve">Quick Check: Evaluate Boolean expressions and use comparison operators to build conditional logic?</w:t>
+              <w:t xml:space="preserve">What are two important things to check when you evaluate Boolean expressions and use comparison operators to build conditional logic? Why do they matter?</w:t>
             </w:r>
             <w:r>
               <w:rPr>
